--- a/data/exported_document.docx
+++ b/data/exported_document.docx
@@ -5,547 +5,923 @@
     <w:p>
       <w:pPr>
         <w:spacing w:after="40"/>
-        <w:ind w:left="8039"/>
+        <w:ind w:left="843"/>
       </w:pPr>
       <w:r>
         <w:rPr>
           <w:rFonts w:ascii="Arial" w:hAnsi="Arial"/>
           <w:sz w:val="20"/>
         </w:rPr>
-        <w:t>82</w:t>
+        <w:t>HERES WHATS NOW</w:t>
       </w:r>
     </w:p>
     <w:p>
       <w:pPr>
         <w:spacing w:after="40"/>
-        <w:ind w:left="3660"/>
+        <w:ind w:left="1114"/>
       </w:pPr>
       <w:r>
         <w:rPr>
           <w:rFonts w:ascii="Arial" w:hAnsi="Arial"/>
           <w:sz w:val="20"/>
         </w:rPr>
-        <w:t>CURRICULUM VITAE</w:t>
+        <w:t>BEING SAID ABOUT</w:t>
       </w:r>
     </w:p>
     <w:p>
       <w:pPr>
         <w:spacing w:after="40"/>
-        <w:ind w:left="3133"/>
+        <w:ind w:left="1538"/>
       </w:pPr>
       <w:r>
         <w:rPr>
           <w:rFonts w:ascii="Arial" w:hAnsi="Arial"/>
           <w:sz w:val="20"/>
         </w:rPr>
-        <w:t>George A. Santisteban, Ph. D.</w:t>
+        <w:t>OTHER PEOPLES</w:t>
       </w:r>
     </w:p>
     <w:p>
       <w:pPr>
         <w:spacing w:after="40"/>
-        <w:ind w:left="889"/>
+        <w:ind w:left="1114"/>
       </w:pPr>
       <w:r>
         <w:rPr>
           <w:rFonts w:ascii="Arial" w:hAnsi="Arial"/>
           <w:sz w:val="20"/>
         </w:rPr>
-        <w:t>A. Personal</w:t>
+        <w:t>CIGARETTE SMOKE</w:t>
       </w:r>
     </w:p>
     <w:p>
       <w:pPr>
         <w:spacing w:after="40"/>
-        <w:ind w:left="1237"/>
+        <w:ind w:left="1585"/>
       </w:pPr>
       <w:r>
         <w:rPr>
           <w:rFonts w:ascii="Arial" w:hAnsi="Arial"/>
           <w:sz w:val="20"/>
         </w:rPr>
-        <w:t>George Anthony Santisteban, born April 12, 1918, Cananea, Sonora, Mexico.</w:t>
+        <w:t>7 qum L a</w:t>
       </w:r>
     </w:p>
     <w:p>
       <w:pPr>
         <w:spacing w:after="40"/>
-        <w:ind w:left="1261"/>
+        <w:ind w:left="1914"/>
       </w:pPr>
       <w:r>
         <w:rPr>
           <w:rFonts w:ascii="Arial" w:hAnsi="Arial"/>
           <w:sz w:val="20"/>
         </w:rPr>
-        <w:t>Citizenship, U.S.A.</w:t>
+        <w:t>disputes.find</w:t>
       </w:r>
     </w:p>
     <w:p>
       <w:pPr>
         <w:spacing w:after="40"/>
-        <w:ind w:left="913"/>
+        <w:ind w:left="2691"/>
       </w:pPr>
       <w:r>
         <w:rPr>
           <w:rFonts w:ascii="Arial" w:hAnsi="Arial"/>
           <w:sz w:val="20"/>
         </w:rPr>
-        <w:t>B. Education</w:t>
+        <w:t>:rA.</w:t>
       </w:r>
     </w:p>
     <w:p>
       <w:pPr>
         <w:spacing w:after="40"/>
-        <w:ind w:left="1249"/>
+        <w:ind w:left="2915"/>
       </w:pPr>
       <w:r>
         <w:rPr>
           <w:rFonts w:ascii="Arial" w:hAnsi="Arial"/>
           <w:sz w:val="20"/>
         </w:rPr>
-        <w:t>1. Graduate:</w:t>
+        <w:t>findings</w:t>
       </w:r>
     </w:p>
     <w:p>
       <w:pPr>
         <w:spacing w:after="40"/>
-        <w:ind w:left="1765"/>
+        <w:ind w:left="4150"/>
       </w:pPr>
       <w:r>
         <w:rPr>
           <w:rFonts w:ascii="Arial" w:hAnsi="Arial"/>
           <w:sz w:val="20"/>
         </w:rPr>
-        <w:t>University of Utah: 1947-1951.</w:t>
+        <w:t>Smoking Tést</w:t>
       </w:r>
     </w:p>
     <w:p>
       <w:pPr>
         <w:spacing w:after="40"/>
-        <w:ind w:left="1753"/>
+        <w:ind w:left="1008"/>
       </w:pPr>
       <w:r>
         <w:rPr>
           <w:rFonts w:ascii="Arial" w:hAnsi="Arial"/>
           <w:sz w:val="20"/>
         </w:rPr>
-        <w:t>Ph. D. 1951. School of Medicine.</w:t>
+        <w:t>Scientist</w:t>
       </w:r>
     </w:p>
     <w:p>
       <w:pPr>
         <w:spacing w:after="40"/>
-        <w:ind w:left="1753"/>
+        <w:ind w:left="2656"/>
       </w:pPr>
       <w:r>
         <w:rPr>
           <w:rFonts w:ascii="Arial" w:hAnsi="Arial"/>
           <w:sz w:val="20"/>
         </w:rPr>
-        <w:t>Major: Human Anatomy, Minor: Vertebrate Zoology. Training in gross</w:t>
+        <w:t>Sot</w:t>
       </w:r>
     </w:p>
     <w:p>
       <w:pPr>
         <w:spacing w:after="40"/>
-        <w:ind w:left="2473"/>
+        <w:ind w:left="2032"/>
       </w:pPr>
       <w:r>
         <w:rPr>
           <w:rFonts w:ascii="Arial" w:hAnsi="Arial"/>
           <w:sz w:val="20"/>
         </w:rPr>
-        <w:t>anatory, neuroanatomy, medical histology, human physiology,</w:t>
+        <w:t>riskto nonsmokers</w:t>
       </w:r>
     </w:p>
     <w:p>
       <w:pPr>
         <w:spacing w:after="40"/>
-        <w:ind w:left="2473"/>
+        <w:ind w:left="5774"/>
       </w:pPr>
       <w:r>
         <w:rPr>
           <w:rFonts w:ascii="Arial" w:hAnsi="Arial"/>
           <w:sz w:val="20"/>
         </w:rPr>
-        <w:t>pathology, bacteriology, biochemistry, medical statistics,</w:t>
+        <w:t>Fights Past</w:t>
       </w:r>
     </w:p>
     <w:p>
       <w:pPr>
         <w:spacing w:after="40"/>
-        <w:ind w:left="2473"/>
+        <w:ind w:left="7093"/>
       </w:pPr>
       <w:r>
         <w:rPr>
           <w:rFonts w:ascii="Arial" w:hAnsi="Arial"/>
           <w:sz w:val="20"/>
         </w:rPr>
-        <w:t>cancer biology, hemopoeitic tissues, radiobiology, biology of</w:t>
+        <w:t>Work</w:t>
       </w:r>
     </w:p>
     <w:p>
       <w:pPr>
         <w:spacing w:after="40"/>
-        <w:ind w:left="2485"/>
+        <w:ind w:left="1597"/>
       </w:pPr>
       <w:r>
         <w:rPr>
           <w:rFonts w:ascii="Arial" w:hAnsi="Arial"/>
           <w:sz w:val="20"/>
         </w:rPr>
-        <w:t>connective tissues. Thesis: "The Growth and Involution of</w:t>
+        <w:t>4a</w:t>
       </w:r>
     </w:p>
     <w:p>
       <w:pPr>
         <w:spacing w:after="40"/>
-        <w:ind w:left="2473"/>
+        <w:ind w:left="3209"/>
       </w:pPr>
       <w:r>
         <w:rPr>
           <w:rFonts w:ascii="Arial" w:hAnsi="Arial"/>
           <w:sz w:val="20"/>
         </w:rPr>
-        <w:t>Lymphatic Tissue and Their Relation co Secretions of the</w:t>
+        <w:t>-</w:t>
       </w:r>
     </w:p>
     <w:p>
       <w:pPr>
         <w:spacing w:after="40"/>
-        <w:ind w:left="2485"/>
+        <w:ind w:left="1044"/>
       </w:pPr>
       <w:r>
         <w:rPr>
           <w:rFonts w:ascii="Arial" w:hAnsi="Arial"/>
           <w:sz w:val="20"/>
         </w:rPr>
-        <w:t>Adrenal Cortex." Major Professor: Thomas F. Dougherty, Ph. D.</w:t>
+        <w:t>of cancer RSAM -</w:t>
       </w:r>
     </w:p>
     <w:p>
       <w:pPr>
         <w:spacing w:after="40"/>
-        <w:ind w:left="1789"/>
+        <w:ind w:left="3480"/>
       </w:pPr>
       <w:r>
         <w:rPr>
           <w:rFonts w:ascii="Arial" w:hAnsi="Arial"/>
           <w:sz w:val="20"/>
         </w:rPr>
-        <w:t>Postdoctoral training</w:t>
+        <w:t>a</w:t>
       </w:r>
     </w:p>
     <w:p>
       <w:pPr>
         <w:spacing w:after="40"/>
-        <w:ind w:left="2065"/>
+        <w:ind w:left="1032"/>
       </w:pPr>
       <w:r>
         <w:rPr>
           <w:rFonts w:ascii="Arial" w:hAnsi="Arial"/>
           <w:sz w:val="20"/>
         </w:rPr>
-        <w:t>1951-53, research under Dr. Thomas F. Dougherty and John Z. Bowers,</w:t>
+        <w:t>si as t</w:t>
       </w:r>
     </w:p>
     <w:p>
       <w:pPr>
         <w:spacing w:after="40"/>
-        <w:ind w:left="2041"/>
+        <w:ind w:left="3892"/>
       </w:pPr>
       <w:r>
         <w:rPr>
           <w:rFonts w:ascii="Arial" w:hAnsi="Arial"/>
           <w:sz w:val="20"/>
         </w:rPr>
-        <w:t>M.D., in cancer biology and radiobiology at the University of Utah.</w:t>
+        <w:t>FROM CIGARETTES</w:t>
       </w:r>
     </w:p>
     <w:p>
       <w:pPr>
         <w:spacing w:after="40"/>
-        <w:ind w:left="2065"/>
+        <w:ind w:left="1079"/>
       </w:pPr>
       <w:r>
         <w:rPr>
           <w:rFonts w:ascii="Arial" w:hAnsi="Arial"/>
           <w:sz w:val="20"/>
         </w:rPr>
-        <w:t>1963-1964, special training in microanalytical nethods for analysis of</w:t>
+        <w:t>Others' cigaret smoke</w:t>
       </w:r>
     </w:p>
     <w:p>
       <w:pPr>
         <w:spacing w:after="40"/>
-        <w:ind w:left="2065"/>
+        <w:ind w:left="3892"/>
       </w:pPr>
       <w:r>
         <w:rPr>
           <w:rFonts w:ascii="Arial" w:hAnsi="Arial"/>
           <w:sz w:val="20"/>
         </w:rPr>
-        <w:t>intracellular RNA at the Institute of Neurobiology, Goteborg, Sweden.</w:t>
+        <w:t>-  - 2</w:t>
       </w:r>
     </w:p>
     <w:p>
       <w:pPr>
         <w:spacing w:after="40"/>
-        <w:ind w:left="2065"/>
+        <w:ind w:left="4092"/>
       </w:pPr>
       <w:r>
         <w:rPr>
           <w:rFonts w:ascii="Arial" w:hAnsi="Arial"/>
           <w:sz w:val="20"/>
         </w:rPr>
-        <w:t>Sponsor: Professor Holger Hyden.</w:t>
+        <w:t>2nd-Hand</w:t>
       </w:r>
     </w:p>
     <w:p>
       <w:pPr>
         <w:spacing w:after="40"/>
-        <w:ind w:left="2065"/>
+        <w:ind w:left="1679"/>
       </w:pPr>
       <w:r>
         <w:rPr>
           <w:rFonts w:ascii="Arial" w:hAnsi="Arial"/>
           <w:sz w:val="20"/>
         </w:rPr>
-        <w:t>1966-1967, Special fellowship, U.S.P.R.S., to continue training and</w:t>
+        <w:t>sngA</w:t>
       </w:r>
     </w:p>
     <w:p>
       <w:pPr>
         <w:spacing w:after="40"/>
-        <w:ind w:left="2053"/>
+        <w:ind w:left="2232"/>
       </w:pPr>
       <w:r>
         <w:rPr>
           <w:rFonts w:ascii="Arial" w:hAnsi="Arial"/>
           <w:sz w:val="20"/>
         </w:rPr>
-        <w:t>do rescarch in Goteborg, Sweden, Sponsor: Professor Holger Hyden.</w:t>
+        <w:t>tasONs</w:t>
       </w:r>
     </w:p>
     <w:p>
       <w:pPr>
         <w:spacing w:after="40"/>
-        <w:ind w:left="1789"/>
+        <w:ind w:left="1067"/>
       </w:pPr>
       <w:r>
         <w:rPr>
           <w:rFonts w:ascii="Arial" w:hAnsi="Arial"/>
           <w:sz w:val="20"/>
         </w:rPr>
-        <w:t>M.A. 1949</w:t>
+        <w:t>may not hike cancer risk</w:t>
       </w:r>
     </w:p>
     <w:p>
       <w:pPr>
         <w:spacing w:after="40"/>
-        <w:ind w:left="1777"/>
+        <w:ind w:left="4809"/>
       </w:pPr>
       <w:r>
         <w:rPr>
           <w:rFonts w:ascii="Arial" w:hAnsi="Arial"/>
           <w:sz w:val="20"/>
         </w:rPr>
-        <w:t>Major: Zoology, minor: human anatomy. Thesis: "Histolopy of the</w:t>
+        <w:t>Risk</w:t>
       </w:r>
     </w:p>
     <w:p>
       <w:pPr>
         <w:spacing w:after="40"/>
-        <w:ind w:left="2497"/>
+        <w:ind w:left="5468"/>
       </w:pPr>
       <w:r>
         <w:rPr>
           <w:rFonts w:ascii="Arial" w:hAnsi="Arial"/>
           <w:sz w:val="20"/>
         </w:rPr>
-        <w:t>Hair Molts in the Long-Tailed Weasel". Major Professor:</w:t>
+        <w:t>Study Downplays</w:t>
       </w:r>
     </w:p>
     <w:p>
       <w:pPr>
         <w:spacing w:after="40"/>
-        <w:ind w:left="2485"/>
+        <w:ind w:left="4115"/>
       </w:pPr>
       <w:r>
         <w:rPr>
           <w:rFonts w:ascii="Arial" w:hAnsi="Arial"/>
           <w:sz w:val="20"/>
         </w:rPr>
-        <w:t>W.W. Newby, Ph. D.</w:t>
+        <w:t>Smoke</w:t>
       </w:r>
     </w:p>
     <w:p>
       <w:pPr>
         <w:spacing w:after="40"/>
-        <w:ind w:left="1285"/>
+        <w:ind w:left="6045"/>
       </w:pPr>
       <w:r>
         <w:rPr>
           <w:rFonts w:ascii="Arial" w:hAnsi="Arial"/>
           <w:sz w:val="20"/>
         </w:rPr>
-        <w:t>2. Undergtaduate:</w:t>
+        <w:t>ORESR</w:t>
       </w:r>
     </w:p>
     <w:p>
       <w:pPr>
         <w:spacing w:after="40"/>
-        <w:ind w:left="1801"/>
+        <w:ind w:left="2350"/>
       </w:pPr>
       <w:r>
         <w:rPr>
           <w:rFonts w:ascii="Arial" w:hAnsi="Arial"/>
           <w:sz w:val="20"/>
         </w:rPr>
-        <w:t>Pasadena Jr. College: 1938-1940. Pasadena, California.</w:t>
+        <w:t>-</w:t>
       </w:r>
     </w:p>
     <w:p>
       <w:pPr>
         <w:spacing w:after="40"/>
-        <w:ind w:left="2065"/>
+        <w:ind w:left="4021"/>
       </w:pPr>
       <w:r>
         <w:rPr>
           <w:rFonts w:ascii="Arial" w:hAnsi="Arial"/>
           <w:sz w:val="20"/>
         </w:rPr>
-        <w:t>Major: Preforestry, Training in eeneral forestry, general botany,</w:t>
+        <w:t># pdet</w:t>
       </w:r>
     </w:p>
     <w:p>
       <w:pPr>
         <w:spacing w:after="40"/>
-        <w:ind w:left="2761"/>
+        <w:ind w:left="5186"/>
       </w:pPr>
       <w:r>
         <w:rPr>
           <w:rFonts w:ascii="Arial" w:hAnsi="Arial"/>
           <w:sz w:val="20"/>
         </w:rPr>
-        <w:t>geology, surveying, astronomy, economics, history, English, -</w:t>
+        <w:t>ar  Nonsmoker Risk</w:t>
       </w:r>
     </w:p>
     <w:p>
       <w:pPr>
         <w:spacing w:after="40"/>
-        <w:ind w:left="2749"/>
+        <w:ind w:left="5386"/>
       </w:pPr>
       <w:r>
         <w:rPr>
           <w:rFonts w:ascii="Arial" w:hAnsi="Arial"/>
           <w:sz w:val="20"/>
         </w:rPr>
-        <w:t>mathematics, chemistry.</w:t>
+        <w:t>d</w:t>
       </w:r>
     </w:p>
     <w:p>
       <w:pPr>
         <w:spacing w:after="40"/>
-        <w:ind w:left="1813"/>
+        <w:ind w:left="938"/>
       </w:pPr>
       <w:r>
         <w:rPr>
           <w:rFonts w:ascii="Arial" w:hAnsi="Arial"/>
           <w:sz w:val="20"/>
         </w:rPr>
-        <w:t>Montana State University: 1940-1942; 1944-1946.</w:t>
+        <w:t>Passive-smoking research disputed</w:t>
       </w:r>
     </w:p>
     <w:p>
       <w:pPr>
         <w:spacing w:after="40"/>
-        <w:ind w:left="2077"/>
+        <w:ind w:left="2326"/>
       </w:pPr>
       <w:r>
         <w:rPr>
           <w:rFonts w:ascii="Arial" w:hAnsi="Arial"/>
           <w:sz w:val="20"/>
         </w:rPr>
-        <w:t>Majors: forestry and zoology. Training in s0il technology, range</w:t>
+        <w:t>t</w:t>
       </w:r>
     </w:p>
     <w:p>
       <w:pPr>
         <w:spacing w:after="40"/>
-        <w:ind w:left="2833"/>
+        <w:ind w:left="4127"/>
       </w:pPr>
       <w:r>
         <w:rPr>
           <w:rFonts w:ascii="Arial" w:hAnsi="Arial"/>
           <w:sz w:val="20"/>
         </w:rPr>
-        <w:t>management, higher mathematics, surveying, dendrology,</w:t>
+        <w:t>Discounted"</w:t>
       </w:r>
     </w:p>
     <w:p>
       <w:pPr>
         <w:spacing w:after="40"/>
-        <w:ind w:left="2857"/>
+        <w:ind w:left="4927"/>
       </w:pPr>
       <w:r>
         <w:rPr>
           <w:rFonts w:ascii="Arial" w:hAnsi="Arial"/>
           <w:sz w:val="20"/>
         </w:rPr>
-        <w:t>silviculture, plant physiology, plant ecology, general</w:t>
+        <w:t>A</w:t>
       </w:r>
     </w:p>
     <w:p>
       <w:pPr>
         <w:spacing w:after="40"/>
-        <w:ind w:left="2857"/>
+        <w:ind w:left="8387"/>
       </w:pPr>
       <w:r>
         <w:rPr>
           <w:rFonts w:ascii="Arial" w:hAnsi="Arial"/>
           <w:sz w:val="20"/>
         </w:rPr>
-        <w:t>zoology, comparative anatomy, ornithology, mammalegy,</w:t>
+        <w:t>sirsiks sestinngss</w:t>
       </w:r>
     </w:p>
     <w:p>
       <w:pPr>
         <w:spacing w:after="40"/>
-        <w:ind w:left="2857"/>
+        <w:ind w:left="6398"/>
       </w:pPr>
       <w:r>
         <w:rPr>
           <w:rFonts w:ascii="Arial" w:hAnsi="Arial"/>
           <w:sz w:val="20"/>
         </w:rPr>
-        <w:t>genctics, embryology, mammalian physiology, animal ecology,</w:t>
       </w:r>
     </w:p>
     <w:p>
       <w:pPr>
         <w:spacing w:after="40"/>
-        <w:ind w:left="2857"/>
+        <w:ind w:left="1632"/>
       </w:pPr>
       <w:r>
         <w:rPr>
           <w:rFonts w:ascii="Arial" w:hAnsi="Arial"/>
           <w:sz w:val="20"/>
         </w:rPr>
-        <w:t>reproductive physiology, histology, evolution, biological</w:t>
+        <w:t>I</w:t>
       </w:r>
     </w:p>
     <w:p>
       <w:pPr>
         <w:spacing w:after="40"/>
-        <w:ind w:left="2893"/>
+        <w:ind w:left="4350"/>
       </w:pPr>
       <w:r>
         <w:rPr>
           <w:rFonts w:ascii="Arial" w:hAnsi="Arial"/>
           <w:sz w:val="20"/>
         </w:rPr>
-        <w:t>literature, physics.</w:t>
+        <w:t>Non-smoker -</w:t>
+      </w:r>
+    </w:p>
+    <w:p>
+      <w:pPr>
+        <w:spacing w:after="40"/>
+        <w:ind w:left="5798"/>
+      </w:pPr>
+      <w:r>
+        <w:rPr>
+          <w:rFonts w:ascii="Arial" w:hAnsi="Arial"/>
+          <w:sz w:val="20"/>
+        </w:rPr>
+        <w:t>a</w:t>
+      </w:r>
+    </w:p>
+    <w:p>
+      <w:pPr>
+        <w:spacing w:after="40"/>
+        <w:ind w:left="1055"/>
+      </w:pPr>
+      <w:r>
+        <w:rPr>
+          <w:rFonts w:ascii="Arial" w:hAnsi="Arial"/>
+          <w:sz w:val="20"/>
+        </w:rPr>
+        <w:t>Effect of</w:t>
+      </w:r>
+    </w:p>
+    <w:p>
+      <w:pPr>
+        <w:spacing w:after="40"/>
+        <w:ind w:left="2515"/>
+      </w:pPr>
+      <w:r>
+        <w:rPr>
+          <w:rFonts w:ascii="Arial" w:hAnsi="Arial"/>
+          <w:sz w:val="20"/>
+        </w:rPr>
+        <w:t>smoking</w:t>
+      </w:r>
+    </w:p>
+    <w:p>
+      <w:pPr>
+        <w:spacing w:after="40"/>
+        <w:ind w:left="4433"/>
+      </w:pPr>
+      <w:r>
+        <w:rPr>
+          <w:rFonts w:ascii="Arial" w:hAnsi="Arial"/>
+          <w:sz w:val="20"/>
+        </w:rPr>
+        <w:t>pstihit, cancer 'risk questioned</w:t>
+      </w:r>
+    </w:p>
+    <w:p>
+      <w:pPr>
+        <w:spacing w:after="40"/>
+        <w:ind w:left="5669"/>
+      </w:pPr>
+      <w:r>
+        <w:rPr>
+          <w:rFonts w:ascii="Arial" w:hAnsi="Arial"/>
+          <w:sz w:val="20"/>
+        </w:rPr>
+        <w:t>d</w:t>
+      </w:r>
+    </w:p>
+    <w:p>
+      <w:pPr>
+        <w:spacing w:after="40"/>
+        <w:ind w:left="6116"/>
+      </w:pPr>
+      <w:r>
+        <w:rPr>
+          <w:rFonts w:ascii="Arial" w:hAnsi="Arial"/>
+          <w:sz w:val="20"/>
+        </w:rPr>
+        <w:t>* € -</w:t>
+      </w:r>
+    </w:p>
+    <w:p>
+      <w:pPr>
+        <w:spacing w:after="40"/>
+        <w:ind w:left="6269"/>
+      </w:pPr>
+      <w:r>
+        <w:rPr>
+          <w:rFonts w:ascii="Arial" w:hAnsi="Arial"/>
+          <w:sz w:val="20"/>
+        </w:rPr>
+        <w:t>ARESLAEONE</w:t>
+      </w:r>
+    </w:p>
+    <w:p>
+      <w:pPr>
+        <w:spacing w:after="40"/>
+        <w:ind w:left="1349"/>
+      </w:pPr>
+      <w:r>
+        <w:rPr>
+          <w:rFonts w:ascii="Arial" w:hAnsi="Arial"/>
+          <w:sz w:val="20"/>
+        </w:rPr>
+        <w:t>AE</w:t>
+      </w:r>
+    </w:p>
+    <w:p>
+      <w:pPr>
+        <w:spacing w:after="40"/>
+        <w:ind w:left="4374"/>
+      </w:pPr>
+      <w:r>
+        <w:rPr>
+          <w:rFonts w:ascii="Arial" w:hAnsi="Arial"/>
+          <w:sz w:val="20"/>
+        </w:rPr>
+        <w:t>A -</w:t>
+      </w:r>
+    </w:p>
+    <w:p>
+      <w:pPr>
+        <w:spacing w:after="40"/>
+        <w:ind w:left="1008"/>
+      </w:pPr>
+      <w:r>
+        <w:rPr>
+          <w:rFonts w:ascii="Arial" w:hAnsi="Arial"/>
+          <w:sz w:val="20"/>
+        </w:rPr>
+        <w:t>on'others doubted New study contradicts non-smokers' risk</w:t>
+      </w:r>
+    </w:p>
+    <w:p>
+      <w:pPr>
+        <w:spacing w:after="40"/>
+        <w:ind w:left="6434"/>
+      </w:pPr>
+      <w:r>
+        <w:rPr>
+          <w:rFonts w:ascii="Arial" w:hAnsi="Arial"/>
+          <w:sz w:val="20"/>
+        </w:rPr>
+        <w:t>-</w:t>
+      </w:r>
+    </w:p>
+    <w:p>
+      <w:pPr>
+        <w:spacing w:after="40"/>
+        <w:ind w:left="6128"/>
+      </w:pPr>
+      <w:r>
+        <w:rPr>
+          <w:rFonts w:ascii="Arial" w:hAnsi="Arial"/>
+          <w:sz w:val="20"/>
+        </w:rPr>
+        <w:t>A</w:t>
+      </w:r>
+    </w:p>
+    <w:p>
+      <w:pPr>
+        <w:spacing w:after="40"/>
+        <w:ind w:left="1197"/>
+      </w:pPr>
+      <w:r>
+        <w:rPr>
+          <w:rFonts w:ascii="Arial" w:hAnsi="Arial"/>
+          <w:sz w:val="20"/>
+        </w:rPr>
+        <w:t>Severalmonths ago, headlines around the world serious questions abouti it.</w:t>
+      </w:r>
+    </w:p>
+    <w:p>
+      <w:pPr>
+        <w:spacing w:after="40"/>
+        <w:ind w:left="4539"/>
+      </w:pPr>
+      <w:r>
+        <w:rPr>
+          <w:rFonts w:ascii="Arial" w:hAnsi="Arial"/>
+          <w:sz w:val="20"/>
+        </w:rPr>
+        <w:t>Second, because Lawrence Garfinkel, the statis-</w:t>
+      </w:r>
+    </w:p>
+    <w:p>
+      <w:pPr>
+        <w:spacing w:after="40"/>
+        <w:ind w:left="1055"/>
+      </w:pPr>
+      <w:r>
+        <w:rPr>
+          <w:rFonts w:ascii="Arial" w:hAnsi="Arial"/>
+          <w:sz w:val="20"/>
+        </w:rPr>
+        <w:t>trumpeted alamming news. A Japanese study</w:t>
+      </w:r>
+    </w:p>
+    <w:p>
+      <w:pPr>
+        <w:spacing w:after="40"/>
+        <w:ind w:left="1055"/>
+      </w:pPr>
+      <w:r>
+        <w:rPr>
+          <w:rFonts w:ascii="Arial" w:hAnsi="Arial"/>
+          <w:sz w:val="20"/>
+        </w:rPr>
+        <w:t>was. claiming that non-smoking wives of smokers tical dinector of the American Cancer Society who</w:t>
+      </w:r>
+    </w:p>
+    <w:p>
+      <w:pPr>
+        <w:spacing w:after="40"/>
+        <w:ind w:left="1055"/>
+      </w:pPr>
+      <w:r>
+        <w:rPr>
+          <w:rFonts w:ascii="Arial" w:hAnsi="Arial"/>
+          <w:sz w:val="20"/>
+        </w:rPr>
+        <w:t>had a higher risk of lung cancer because of their is opposed to smoking, published a report covering</w:t>
+      </w:r>
+    </w:p>
+    <w:p>
+      <w:pPr>
+        <w:spacing w:after="40"/>
+        <w:ind w:left="4398"/>
+      </w:pPr>
+      <w:r>
+        <w:rPr>
+          <w:rFonts w:ascii="Arial" w:hAnsi="Arial"/>
+          <w:sz w:val="20"/>
+        </w:rPr>
+        <w:t>17 years and nearly 200,000 people in which he</w:t>
+      </w:r>
+    </w:p>
+    <w:p>
+      <w:pPr>
+        <w:spacing w:after="40"/>
+        <w:ind w:left="1055"/>
+      </w:pPr>
+      <w:r>
+        <w:rPr>
+          <w:rFonts w:ascii="Arial" w:hAnsi="Arial"/>
+          <w:sz w:val="20"/>
+        </w:rPr>
+        <w:t>husbands' tobacco smoke. That scared ai lot of</w:t>
+      </w:r>
+    </w:p>
+    <w:p>
+      <w:pPr>
+        <w:spacing w:after="40"/>
+        <w:ind w:left="1055"/>
+      </w:pPr>
+      <w:r>
+        <w:rPr>
+          <w:rFonts w:ascii="Arial" w:hAnsi="Arial"/>
+          <w:sz w:val="20"/>
+        </w:rPr>
+        <w:t>people and understandably so, if this claim was</w:t>
+      </w:r>
+    </w:p>
+    <w:p>
+      <w:pPr>
+        <w:spacing w:after="40"/>
+        <w:ind w:left="4409"/>
+      </w:pPr>
+      <w:r>
+        <w:rPr>
+          <w:rFonts w:ascii="Arial" w:hAnsi="Arial"/>
+          <w:sz w:val="20"/>
+        </w:rPr>
+        <w:t>indicated that "second-hand" smoke has insignifi-</w:t>
+      </w:r>
+    </w:p>
+    <w:p>
+      <w:pPr>
+        <w:spacing w:after="40"/>
+        <w:ind w:left="1032"/>
+      </w:pPr>
+      <w:r>
+        <w:rPr>
+          <w:rFonts w:ascii="Arial" w:hAnsi="Arial"/>
+          <w:sz w:val="20"/>
+        </w:rPr>
+        <w:t>the last word.</w:t>
+      </w:r>
+    </w:p>
+    <w:p>
+      <w:pPr>
+        <w:spacing w:after="40"/>
+        <w:ind w:left="4398"/>
+      </w:pPr>
+      <w:r>
+        <w:rPr>
+          <w:rFonts w:ascii="Arial" w:hAnsi="Arial"/>
+          <w:sz w:val="20"/>
+        </w:rPr>
+        <w:t>cant effect on lung cancer rates in nonsmokers.</w:t>
+      </w:r>
+    </w:p>
+    <w:p>
+      <w:pPr>
+        <w:spacing w:after="40"/>
+        <w:ind w:left="1185"/>
+      </w:pPr>
+      <w:r>
+        <w:rPr>
+          <w:rFonts w:ascii="Arial" w:hAnsi="Arial"/>
+          <w:sz w:val="20"/>
+        </w:rPr>
+        <w:t>But now new headlines have appeared! First,</w:t>
+      </w:r>
+    </w:p>
+    <w:p>
+      <w:pPr>
+        <w:spacing w:after="40"/>
+        <w:ind w:left="4539"/>
+      </w:pPr>
+      <w:r>
+        <w:rPr>
+          <w:rFonts w:ascii="Arial" w:hAnsi="Arial"/>
+          <w:sz w:val="20"/>
+        </w:rPr>
+        <w:t>For more information on: this important public</w:t>
+      </w:r>
+    </w:p>
+    <w:p>
+      <w:pPr>
+        <w:spacing w:after="40"/>
+        <w:ind w:left="1055"/>
+      </w:pPr>
+      <w:r>
+        <w:rPr>
+          <w:rFonts w:ascii="Arial" w:hAnsi="Arial"/>
+          <w:sz w:val="20"/>
+        </w:rPr>
+        <w:t>because several apparent errors are: reported to issue, write Scientific Division, The Tobacco</w:t>
+      </w:r>
+    </w:p>
+    <w:p>
+      <w:pPr>
+        <w:spacing w:after="40"/>
+        <w:ind w:left="1055"/>
+      </w:pPr>
+      <w:r>
+        <w:rPr>
+          <w:rFonts w:ascii="Arial" w:hAnsi="Arial"/>
+          <w:sz w:val="20"/>
+        </w:rPr>
+        <w:t>have been found in the Japanese study-raising Institute, 1875 I St., N.W., Washington, DC: 20006.</w:t>
+      </w:r>
+    </w:p>
+    <w:p>
+      <w:pPr>
+        <w:spacing w:after="40"/>
+        <w:ind w:left="1467"/>
+      </w:pPr>
+      <w:r>
+        <w:rPr>
+          <w:rFonts w:ascii="Arial" w:hAnsi="Arial"/>
+          <w:sz w:val="20"/>
+        </w:rPr>
+        <w:t>BEFORE YOU BELIEVE HALF THE STORY</w:t>
+      </w:r>
+    </w:p>
+    <w:p>
+      <w:pPr>
+        <w:spacing w:after="40"/>
+        <w:ind w:left="2597"/>
+      </w:pPr>
+      <w:r>
+        <w:rPr>
+          <w:rFonts w:ascii="Arial" w:hAnsi="Arial"/>
+          <w:sz w:val="20"/>
+        </w:rPr>
+        <w:t>GET THE WHOLE STORY</w:t>
       </w:r>
     </w:p>
     <w:sectPr>

--- a/data/exported_document.docx
+++ b/data/exported_document.docx
@@ -5,923 +5,547 @@
     <w:p>
       <w:pPr>
         <w:spacing w:after="40"/>
-        <w:ind w:left="843"/>
+        <w:ind w:left="8039"/>
       </w:pPr>
       <w:r>
         <w:rPr>
           <w:rFonts w:ascii="Arial" w:hAnsi="Arial"/>
           <w:sz w:val="20"/>
         </w:rPr>
-        <w:t>HERES WHATS NOW</w:t>
+        <w:t>82</w:t>
       </w:r>
     </w:p>
     <w:p>
       <w:pPr>
         <w:spacing w:after="40"/>
-        <w:ind w:left="1114"/>
+        <w:ind w:left="3660"/>
       </w:pPr>
       <w:r>
         <w:rPr>
           <w:rFonts w:ascii="Arial" w:hAnsi="Arial"/>
           <w:sz w:val="20"/>
         </w:rPr>
-        <w:t>BEING SAID ABOUT</w:t>
+        <w:t>CURRICULUM VITAE</w:t>
       </w:r>
     </w:p>
     <w:p>
       <w:pPr>
         <w:spacing w:after="40"/>
-        <w:ind w:left="1538"/>
+        <w:ind w:left="3133"/>
       </w:pPr>
       <w:r>
         <w:rPr>
           <w:rFonts w:ascii="Arial" w:hAnsi="Arial"/>
           <w:sz w:val="20"/>
         </w:rPr>
-        <w:t>OTHER PEOPLES</w:t>
+        <w:t>George A. Santisteban, Ph. D.</w:t>
       </w:r>
     </w:p>
     <w:p>
       <w:pPr>
         <w:spacing w:after="40"/>
-        <w:ind w:left="1114"/>
+        <w:ind w:left="889"/>
       </w:pPr>
       <w:r>
         <w:rPr>
           <w:rFonts w:ascii="Arial" w:hAnsi="Arial"/>
           <w:sz w:val="20"/>
         </w:rPr>
-        <w:t>CIGARETTE SMOKE</w:t>
+        <w:t>A. Personal</w:t>
       </w:r>
     </w:p>
     <w:p>
       <w:pPr>
         <w:spacing w:after="40"/>
-        <w:ind w:left="1585"/>
+        <w:ind w:left="1237"/>
       </w:pPr>
       <w:r>
         <w:rPr>
           <w:rFonts w:ascii="Arial" w:hAnsi="Arial"/>
           <w:sz w:val="20"/>
         </w:rPr>
-        <w:t>7 qum L a</w:t>
+        <w:t>George Anthony Santisteban, born April 12, 1918, Cananea, Sonora, Mexico.</w:t>
       </w:r>
     </w:p>
     <w:p>
       <w:pPr>
         <w:spacing w:after="40"/>
-        <w:ind w:left="1914"/>
+        <w:ind w:left="1261"/>
       </w:pPr>
       <w:r>
         <w:rPr>
           <w:rFonts w:ascii="Arial" w:hAnsi="Arial"/>
           <w:sz w:val="20"/>
         </w:rPr>
-        <w:t>disputes.find</w:t>
+        <w:t>Citizenship, U.S.A.</w:t>
       </w:r>
     </w:p>
     <w:p>
       <w:pPr>
         <w:spacing w:after="40"/>
-        <w:ind w:left="2691"/>
+        <w:ind w:left="913"/>
       </w:pPr>
       <w:r>
         <w:rPr>
           <w:rFonts w:ascii="Arial" w:hAnsi="Arial"/>
           <w:sz w:val="20"/>
         </w:rPr>
-        <w:t>:rA.</w:t>
+        <w:t>B. Education</w:t>
       </w:r>
     </w:p>
     <w:p>
       <w:pPr>
         <w:spacing w:after="40"/>
-        <w:ind w:left="2915"/>
+        <w:ind w:left="1249"/>
       </w:pPr>
       <w:r>
         <w:rPr>
           <w:rFonts w:ascii="Arial" w:hAnsi="Arial"/>
           <w:sz w:val="20"/>
         </w:rPr>
-        <w:t>findings</w:t>
+        <w:t>1. Graduate:</w:t>
       </w:r>
     </w:p>
     <w:p>
       <w:pPr>
         <w:spacing w:after="40"/>
-        <w:ind w:left="4150"/>
+        <w:ind w:left="1765"/>
       </w:pPr>
       <w:r>
         <w:rPr>
           <w:rFonts w:ascii="Arial" w:hAnsi="Arial"/>
           <w:sz w:val="20"/>
         </w:rPr>
-        <w:t>Smoking Tést</w:t>
+        <w:t>University of Utah: 1947-1951.</w:t>
       </w:r>
     </w:p>
     <w:p>
       <w:pPr>
         <w:spacing w:after="40"/>
-        <w:ind w:left="1008"/>
+        <w:ind w:left="1753"/>
       </w:pPr>
       <w:r>
         <w:rPr>
           <w:rFonts w:ascii="Arial" w:hAnsi="Arial"/>
           <w:sz w:val="20"/>
         </w:rPr>
-        <w:t>Scientist</w:t>
+        <w:t>Ph. D. 1951. School of Medicine.</w:t>
       </w:r>
     </w:p>
     <w:p>
       <w:pPr>
         <w:spacing w:after="40"/>
-        <w:ind w:left="2656"/>
+        <w:ind w:left="1753"/>
       </w:pPr>
       <w:r>
         <w:rPr>
           <w:rFonts w:ascii="Arial" w:hAnsi="Arial"/>
           <w:sz w:val="20"/>
         </w:rPr>
-        <w:t>Sot</w:t>
+        <w:t>Major: Human Anatomy, Minor: Vertebrate Zoology. Training in gross</w:t>
       </w:r>
     </w:p>
     <w:p>
       <w:pPr>
         <w:spacing w:after="40"/>
-        <w:ind w:left="2032"/>
+        <w:ind w:left="2473"/>
       </w:pPr>
       <w:r>
         <w:rPr>
           <w:rFonts w:ascii="Arial" w:hAnsi="Arial"/>
           <w:sz w:val="20"/>
         </w:rPr>
-        <w:t>riskto nonsmokers</w:t>
+        <w:t>anatory, neuroanatomy, medical histology, human physiology,</w:t>
       </w:r>
     </w:p>
     <w:p>
       <w:pPr>
         <w:spacing w:after="40"/>
-        <w:ind w:left="5774"/>
+        <w:ind w:left="2473"/>
       </w:pPr>
       <w:r>
         <w:rPr>
           <w:rFonts w:ascii="Arial" w:hAnsi="Arial"/>
           <w:sz w:val="20"/>
         </w:rPr>
-        <w:t>Fights Past</w:t>
+        <w:t>pathology, bacteriology, biochemistry, medical statistics,</w:t>
       </w:r>
     </w:p>
     <w:p>
       <w:pPr>
         <w:spacing w:after="40"/>
-        <w:ind w:left="7093"/>
+        <w:ind w:left="2473"/>
       </w:pPr>
       <w:r>
         <w:rPr>
           <w:rFonts w:ascii="Arial" w:hAnsi="Arial"/>
           <w:sz w:val="20"/>
         </w:rPr>
-        <w:t>Work</w:t>
+        <w:t>cancer biology, hemopoeitic tissues, radiobiology, biology of</w:t>
       </w:r>
     </w:p>
     <w:p>
       <w:pPr>
         <w:spacing w:after="40"/>
-        <w:ind w:left="1597"/>
+        <w:ind w:left="2485"/>
       </w:pPr>
       <w:r>
         <w:rPr>
           <w:rFonts w:ascii="Arial" w:hAnsi="Arial"/>
           <w:sz w:val="20"/>
         </w:rPr>
-        <w:t>4a</w:t>
+        <w:t>connective tissues. Thesis: "The Growth and Involution of</w:t>
       </w:r>
     </w:p>
     <w:p>
       <w:pPr>
         <w:spacing w:after="40"/>
-        <w:ind w:left="3209"/>
+        <w:ind w:left="2473"/>
       </w:pPr>
       <w:r>
         <w:rPr>
           <w:rFonts w:ascii="Arial" w:hAnsi="Arial"/>
           <w:sz w:val="20"/>
         </w:rPr>
-        <w:t>-</w:t>
+        <w:t>Lymphatic Tissue and Their Relation co Secretions of the</w:t>
       </w:r>
     </w:p>
     <w:p>
       <w:pPr>
         <w:spacing w:after="40"/>
-        <w:ind w:left="1044"/>
+        <w:ind w:left="2485"/>
       </w:pPr>
       <w:r>
         <w:rPr>
           <w:rFonts w:ascii="Arial" w:hAnsi="Arial"/>
           <w:sz w:val="20"/>
         </w:rPr>
-        <w:t>of cancer RSAM -</w:t>
+        <w:t>Adrenal Cortex." Major Professor: Thomas F. Dougherty, Ph. D.</w:t>
       </w:r>
     </w:p>
     <w:p>
       <w:pPr>
         <w:spacing w:after="40"/>
-        <w:ind w:left="3480"/>
+        <w:ind w:left="1789"/>
       </w:pPr>
       <w:r>
         <w:rPr>
           <w:rFonts w:ascii="Arial" w:hAnsi="Arial"/>
           <w:sz w:val="20"/>
         </w:rPr>
-        <w:t>a</w:t>
+        <w:t>Postdoctoral training</w:t>
       </w:r>
     </w:p>
     <w:p>
       <w:pPr>
         <w:spacing w:after="40"/>
-        <w:ind w:left="1032"/>
+        <w:ind w:left="2065"/>
       </w:pPr>
       <w:r>
         <w:rPr>
           <w:rFonts w:ascii="Arial" w:hAnsi="Arial"/>
           <w:sz w:val="20"/>
         </w:rPr>
-        <w:t>si as t</w:t>
+        <w:t>1951-53, research under Dr. Thomas F. Dougherty and John Z. Bowers,</w:t>
       </w:r>
     </w:p>
     <w:p>
       <w:pPr>
         <w:spacing w:after="40"/>
-        <w:ind w:left="3892"/>
+        <w:ind w:left="2041"/>
       </w:pPr>
       <w:r>
         <w:rPr>
           <w:rFonts w:ascii="Arial" w:hAnsi="Arial"/>
           <w:sz w:val="20"/>
         </w:rPr>
-        <w:t>FROM CIGARETTES</w:t>
+        <w:t>M.D., in cancer biology and radiobiology at the University of Utah.</w:t>
       </w:r>
     </w:p>
     <w:p>
       <w:pPr>
         <w:spacing w:after="40"/>
-        <w:ind w:left="1079"/>
+        <w:ind w:left="2065"/>
       </w:pPr>
       <w:r>
         <w:rPr>
           <w:rFonts w:ascii="Arial" w:hAnsi="Arial"/>
           <w:sz w:val="20"/>
         </w:rPr>
-        <w:t>Others' cigaret smoke</w:t>
+        <w:t>1963-1964, special training in microanalytical nethods for analysis of</w:t>
       </w:r>
     </w:p>
     <w:p>
       <w:pPr>
         <w:spacing w:after="40"/>
-        <w:ind w:left="3892"/>
+        <w:ind w:left="2065"/>
       </w:pPr>
       <w:r>
         <w:rPr>
           <w:rFonts w:ascii="Arial" w:hAnsi="Arial"/>
           <w:sz w:val="20"/>
         </w:rPr>
-        <w:t>-  - 2</w:t>
+        <w:t>intracellular RNA at the Institute of Neurobiology, Goteborg, Sweden.</w:t>
       </w:r>
     </w:p>
     <w:p>
       <w:pPr>
         <w:spacing w:after="40"/>
-        <w:ind w:left="4092"/>
+        <w:ind w:left="2065"/>
       </w:pPr>
       <w:r>
         <w:rPr>
           <w:rFonts w:ascii="Arial" w:hAnsi="Arial"/>
           <w:sz w:val="20"/>
         </w:rPr>
-        <w:t>2nd-Hand</w:t>
+        <w:t>Sponsor: Professor Holger Hyden.</w:t>
       </w:r>
     </w:p>
     <w:p>
       <w:pPr>
         <w:spacing w:after="40"/>
-        <w:ind w:left="1679"/>
+        <w:ind w:left="2065"/>
       </w:pPr>
       <w:r>
         <w:rPr>
           <w:rFonts w:ascii="Arial" w:hAnsi="Arial"/>
           <w:sz w:val="20"/>
         </w:rPr>
-        <w:t>sngA</w:t>
+        <w:t>1966-1967, Special fellowship, U.S.P.R.S., to continue training and</w:t>
       </w:r>
     </w:p>
     <w:p>
       <w:pPr>
         <w:spacing w:after="40"/>
-        <w:ind w:left="2232"/>
+        <w:ind w:left="2053"/>
       </w:pPr>
       <w:r>
         <w:rPr>
           <w:rFonts w:ascii="Arial" w:hAnsi="Arial"/>
           <w:sz w:val="20"/>
         </w:rPr>
-        <w:t>tasONs</w:t>
+        <w:t>do rescarch in Goteborg, Sweden, Sponsor: Professor Holger Hyden.</w:t>
       </w:r>
     </w:p>
     <w:p>
       <w:pPr>
         <w:spacing w:after="40"/>
-        <w:ind w:left="1067"/>
+        <w:ind w:left="1789"/>
       </w:pPr>
       <w:r>
         <w:rPr>
           <w:rFonts w:ascii="Arial" w:hAnsi="Arial"/>
           <w:sz w:val="20"/>
         </w:rPr>
-        <w:t>may not hike cancer risk</w:t>
+        <w:t>M.A. 1949</w:t>
       </w:r>
     </w:p>
     <w:p>
       <w:pPr>
         <w:spacing w:after="40"/>
-        <w:ind w:left="4809"/>
+        <w:ind w:left="1777"/>
       </w:pPr>
       <w:r>
         <w:rPr>
           <w:rFonts w:ascii="Arial" w:hAnsi="Arial"/>
           <w:sz w:val="20"/>
         </w:rPr>
-        <w:t>Risk</w:t>
+        <w:t>Major: Zoology, minor: human anatomy. Thesis: "Histolopy of the</w:t>
       </w:r>
     </w:p>
     <w:p>
       <w:pPr>
         <w:spacing w:after="40"/>
-        <w:ind w:left="5468"/>
+        <w:ind w:left="2497"/>
       </w:pPr>
       <w:r>
         <w:rPr>
           <w:rFonts w:ascii="Arial" w:hAnsi="Arial"/>
           <w:sz w:val="20"/>
         </w:rPr>
-        <w:t>Study Downplays</w:t>
+        <w:t>Hair Molts in the Long-Tailed Weasel". Major Professor:</w:t>
       </w:r>
     </w:p>
     <w:p>
       <w:pPr>
         <w:spacing w:after="40"/>
-        <w:ind w:left="4115"/>
+        <w:ind w:left="2485"/>
       </w:pPr>
       <w:r>
         <w:rPr>
           <w:rFonts w:ascii="Arial" w:hAnsi="Arial"/>
           <w:sz w:val="20"/>
         </w:rPr>
-        <w:t>Smoke</w:t>
+        <w:t>W.W. Newby, Ph. D.</w:t>
       </w:r>
     </w:p>
     <w:p>
       <w:pPr>
         <w:spacing w:after="40"/>
-        <w:ind w:left="6045"/>
+        <w:ind w:left="1285"/>
       </w:pPr>
       <w:r>
         <w:rPr>
           <w:rFonts w:ascii="Arial" w:hAnsi="Arial"/>
           <w:sz w:val="20"/>
         </w:rPr>
-        <w:t>ORESR</w:t>
+        <w:t>2. Undergtaduate:</w:t>
       </w:r>
     </w:p>
     <w:p>
       <w:pPr>
         <w:spacing w:after="40"/>
-        <w:ind w:left="2350"/>
+        <w:ind w:left="1801"/>
       </w:pPr>
       <w:r>
         <w:rPr>
           <w:rFonts w:ascii="Arial" w:hAnsi="Arial"/>
           <w:sz w:val="20"/>
         </w:rPr>
-        <w:t>-</w:t>
+        <w:t>Pasadena Jr. College: 1938-1940. Pasadena, California.</w:t>
       </w:r>
     </w:p>
     <w:p>
       <w:pPr>
         <w:spacing w:after="40"/>
-        <w:ind w:left="4021"/>
+        <w:ind w:left="2065"/>
       </w:pPr>
       <w:r>
         <w:rPr>
           <w:rFonts w:ascii="Arial" w:hAnsi="Arial"/>
           <w:sz w:val="20"/>
         </w:rPr>
-        <w:t># pdet</w:t>
+        <w:t>Major: Preforestry, Training in eeneral forestry, general botany,</w:t>
       </w:r>
     </w:p>
     <w:p>
       <w:pPr>
         <w:spacing w:after="40"/>
-        <w:ind w:left="5186"/>
+        <w:ind w:left="2761"/>
       </w:pPr>
       <w:r>
         <w:rPr>
           <w:rFonts w:ascii="Arial" w:hAnsi="Arial"/>
           <w:sz w:val="20"/>
         </w:rPr>
-        <w:t>ar  Nonsmoker Risk</w:t>
+        <w:t>geology, surveying, astronomy, economics, history, English, -</w:t>
       </w:r>
     </w:p>
     <w:p>
       <w:pPr>
         <w:spacing w:after="40"/>
-        <w:ind w:left="5386"/>
+        <w:ind w:left="2749"/>
       </w:pPr>
       <w:r>
         <w:rPr>
           <w:rFonts w:ascii="Arial" w:hAnsi="Arial"/>
           <w:sz w:val="20"/>
         </w:rPr>
-        <w:t>d</w:t>
+        <w:t>mathematics, chemistry.</w:t>
       </w:r>
     </w:p>
     <w:p>
       <w:pPr>
         <w:spacing w:after="40"/>
-        <w:ind w:left="938"/>
+        <w:ind w:left="1813"/>
       </w:pPr>
       <w:r>
         <w:rPr>
           <w:rFonts w:ascii="Arial" w:hAnsi="Arial"/>
           <w:sz w:val="20"/>
         </w:rPr>
-        <w:t>Passive-smoking research disputed</w:t>
+        <w:t>Montana State University: 1940-1942; 1944-1946.</w:t>
       </w:r>
     </w:p>
     <w:p>
       <w:pPr>
         <w:spacing w:after="40"/>
-        <w:ind w:left="2326"/>
+        <w:ind w:left="2077"/>
       </w:pPr>
       <w:r>
         <w:rPr>
           <w:rFonts w:ascii="Arial" w:hAnsi="Arial"/>
           <w:sz w:val="20"/>
         </w:rPr>
-        <w:t>t</w:t>
+        <w:t>Majors: forestry and zoology. Training in s0il technology, range</w:t>
       </w:r>
     </w:p>
     <w:p>
       <w:pPr>
         <w:spacing w:after="40"/>
-        <w:ind w:left="4127"/>
+        <w:ind w:left="2833"/>
       </w:pPr>
       <w:r>
         <w:rPr>
           <w:rFonts w:ascii="Arial" w:hAnsi="Arial"/>
           <w:sz w:val="20"/>
         </w:rPr>
-        <w:t>Discounted"</w:t>
+        <w:t>management, higher mathematics, surveying, dendrology,</w:t>
       </w:r>
     </w:p>
     <w:p>
       <w:pPr>
         <w:spacing w:after="40"/>
-        <w:ind w:left="4927"/>
+        <w:ind w:left="2857"/>
       </w:pPr>
       <w:r>
         <w:rPr>
           <w:rFonts w:ascii="Arial" w:hAnsi="Arial"/>
           <w:sz w:val="20"/>
         </w:rPr>
-        <w:t>A</w:t>
+        <w:t>silviculture, plant physiology, plant ecology, general</w:t>
       </w:r>
     </w:p>
     <w:p>
       <w:pPr>
         <w:spacing w:after="40"/>
-        <w:ind w:left="8387"/>
+        <w:ind w:left="2857"/>
       </w:pPr>
       <w:r>
         <w:rPr>
           <w:rFonts w:ascii="Arial" w:hAnsi="Arial"/>
           <w:sz w:val="20"/>
         </w:rPr>
-        <w:t>sirsiks sestinngss</w:t>
+        <w:t>zoology, comparative anatomy, ornithology, mammalegy,</w:t>
       </w:r>
     </w:p>
     <w:p>
       <w:pPr>
         <w:spacing w:after="40"/>
-        <w:ind w:left="6398"/>
+        <w:ind w:left="2857"/>
       </w:pPr>
       <w:r>
         <w:rPr>
           <w:rFonts w:ascii="Arial" w:hAnsi="Arial"/>
           <w:sz w:val="20"/>
         </w:rPr>
+        <w:t>genctics, embryology, mammalian physiology, animal ecology,</w:t>
       </w:r>
     </w:p>
     <w:p>
       <w:pPr>
         <w:spacing w:after="40"/>
-        <w:ind w:left="1632"/>
+        <w:ind w:left="2857"/>
       </w:pPr>
       <w:r>
         <w:rPr>
           <w:rFonts w:ascii="Arial" w:hAnsi="Arial"/>
           <w:sz w:val="20"/>
         </w:rPr>
-        <w:t>I</w:t>
+        <w:t>reproductive physiology, histology, evolution, biological</w:t>
       </w:r>
     </w:p>
     <w:p>
       <w:pPr>
         <w:spacing w:after="40"/>
-        <w:ind w:left="4350"/>
+        <w:ind w:left="2893"/>
       </w:pPr>
       <w:r>
         <w:rPr>
           <w:rFonts w:ascii="Arial" w:hAnsi="Arial"/>
           <w:sz w:val="20"/>
         </w:rPr>
-        <w:t>Non-smoker -</w:t>
-      </w:r>
-    </w:p>
-    <w:p>
-      <w:pPr>
-        <w:spacing w:after="40"/>
-        <w:ind w:left="5798"/>
-      </w:pPr>
-      <w:r>
-        <w:rPr>
-          <w:rFonts w:ascii="Arial" w:hAnsi="Arial"/>
-          <w:sz w:val="20"/>
-        </w:rPr>
-        <w:t>a</w:t>
-      </w:r>
-    </w:p>
-    <w:p>
-      <w:pPr>
-        <w:spacing w:after="40"/>
-        <w:ind w:left="1055"/>
-      </w:pPr>
-      <w:r>
-        <w:rPr>
-          <w:rFonts w:ascii="Arial" w:hAnsi="Arial"/>
-          <w:sz w:val="20"/>
-        </w:rPr>
-        <w:t>Effect of</w:t>
-      </w:r>
-    </w:p>
-    <w:p>
-      <w:pPr>
-        <w:spacing w:after="40"/>
-        <w:ind w:left="2515"/>
-      </w:pPr>
-      <w:r>
-        <w:rPr>
-          <w:rFonts w:ascii="Arial" w:hAnsi="Arial"/>
-          <w:sz w:val="20"/>
-        </w:rPr>
-        <w:t>smoking</w:t>
-      </w:r>
-    </w:p>
-    <w:p>
-      <w:pPr>
-        <w:spacing w:after="40"/>
-        <w:ind w:left="4433"/>
-      </w:pPr>
-      <w:r>
-        <w:rPr>
-          <w:rFonts w:ascii="Arial" w:hAnsi="Arial"/>
-          <w:sz w:val="20"/>
-        </w:rPr>
-        <w:t>pstihit, cancer 'risk questioned</w:t>
-      </w:r>
-    </w:p>
-    <w:p>
-      <w:pPr>
-        <w:spacing w:after="40"/>
-        <w:ind w:left="5669"/>
-      </w:pPr>
-      <w:r>
-        <w:rPr>
-          <w:rFonts w:ascii="Arial" w:hAnsi="Arial"/>
-          <w:sz w:val="20"/>
-        </w:rPr>
-        <w:t>d</w:t>
-      </w:r>
-    </w:p>
-    <w:p>
-      <w:pPr>
-        <w:spacing w:after="40"/>
-        <w:ind w:left="6116"/>
-      </w:pPr>
-      <w:r>
-        <w:rPr>
-          <w:rFonts w:ascii="Arial" w:hAnsi="Arial"/>
-          <w:sz w:val="20"/>
-        </w:rPr>
-        <w:t>* € -</w:t>
-      </w:r>
-    </w:p>
-    <w:p>
-      <w:pPr>
-        <w:spacing w:after="40"/>
-        <w:ind w:left="6269"/>
-      </w:pPr>
-      <w:r>
-        <w:rPr>
-          <w:rFonts w:ascii="Arial" w:hAnsi="Arial"/>
-          <w:sz w:val="20"/>
-        </w:rPr>
-        <w:t>ARESLAEONE</w:t>
-      </w:r>
-    </w:p>
-    <w:p>
-      <w:pPr>
-        <w:spacing w:after="40"/>
-        <w:ind w:left="1349"/>
-      </w:pPr>
-      <w:r>
-        <w:rPr>
-          <w:rFonts w:ascii="Arial" w:hAnsi="Arial"/>
-          <w:sz w:val="20"/>
-        </w:rPr>
-        <w:t>AE</w:t>
-      </w:r>
-    </w:p>
-    <w:p>
-      <w:pPr>
-        <w:spacing w:after="40"/>
-        <w:ind w:left="4374"/>
-      </w:pPr>
-      <w:r>
-        <w:rPr>
-          <w:rFonts w:ascii="Arial" w:hAnsi="Arial"/>
-          <w:sz w:val="20"/>
-        </w:rPr>
-        <w:t>A -</w:t>
-      </w:r>
-    </w:p>
-    <w:p>
-      <w:pPr>
-        <w:spacing w:after="40"/>
-        <w:ind w:left="1008"/>
-      </w:pPr>
-      <w:r>
-        <w:rPr>
-          <w:rFonts w:ascii="Arial" w:hAnsi="Arial"/>
-          <w:sz w:val="20"/>
-        </w:rPr>
-        <w:t>on'others doubted New study contradicts non-smokers' risk</w:t>
-      </w:r>
-    </w:p>
-    <w:p>
-      <w:pPr>
-        <w:spacing w:after="40"/>
-        <w:ind w:left="6434"/>
-      </w:pPr>
-      <w:r>
-        <w:rPr>
-          <w:rFonts w:ascii="Arial" w:hAnsi="Arial"/>
-          <w:sz w:val="20"/>
-        </w:rPr>
-        <w:t>-</w:t>
-      </w:r>
-    </w:p>
-    <w:p>
-      <w:pPr>
-        <w:spacing w:after="40"/>
-        <w:ind w:left="6128"/>
-      </w:pPr>
-      <w:r>
-        <w:rPr>
-          <w:rFonts w:ascii="Arial" w:hAnsi="Arial"/>
-          <w:sz w:val="20"/>
-        </w:rPr>
-        <w:t>A</w:t>
-      </w:r>
-    </w:p>
-    <w:p>
-      <w:pPr>
-        <w:spacing w:after="40"/>
-        <w:ind w:left="1197"/>
-      </w:pPr>
-      <w:r>
-        <w:rPr>
-          <w:rFonts w:ascii="Arial" w:hAnsi="Arial"/>
-          <w:sz w:val="20"/>
-        </w:rPr>
-        <w:t>Severalmonths ago, headlines around the world serious questions abouti it.</w:t>
-      </w:r>
-    </w:p>
-    <w:p>
-      <w:pPr>
-        <w:spacing w:after="40"/>
-        <w:ind w:left="4539"/>
-      </w:pPr>
-      <w:r>
-        <w:rPr>
-          <w:rFonts w:ascii="Arial" w:hAnsi="Arial"/>
-          <w:sz w:val="20"/>
-        </w:rPr>
-        <w:t>Second, because Lawrence Garfinkel, the statis-</w:t>
-      </w:r>
-    </w:p>
-    <w:p>
-      <w:pPr>
-        <w:spacing w:after="40"/>
-        <w:ind w:left="1055"/>
-      </w:pPr>
-      <w:r>
-        <w:rPr>
-          <w:rFonts w:ascii="Arial" w:hAnsi="Arial"/>
-          <w:sz w:val="20"/>
-        </w:rPr>
-        <w:t>trumpeted alamming news. A Japanese study</w:t>
-      </w:r>
-    </w:p>
-    <w:p>
-      <w:pPr>
-        <w:spacing w:after="40"/>
-        <w:ind w:left="1055"/>
-      </w:pPr>
-      <w:r>
-        <w:rPr>
-          <w:rFonts w:ascii="Arial" w:hAnsi="Arial"/>
-          <w:sz w:val="20"/>
-        </w:rPr>
-        <w:t>was. claiming that non-smoking wives of smokers tical dinector of the American Cancer Society who</w:t>
-      </w:r>
-    </w:p>
-    <w:p>
-      <w:pPr>
-        <w:spacing w:after="40"/>
-        <w:ind w:left="1055"/>
-      </w:pPr>
-      <w:r>
-        <w:rPr>
-          <w:rFonts w:ascii="Arial" w:hAnsi="Arial"/>
-          <w:sz w:val="20"/>
-        </w:rPr>
-        <w:t>had a higher risk of lung cancer because of their is opposed to smoking, published a report covering</w:t>
-      </w:r>
-    </w:p>
-    <w:p>
-      <w:pPr>
-        <w:spacing w:after="40"/>
-        <w:ind w:left="4398"/>
-      </w:pPr>
-      <w:r>
-        <w:rPr>
-          <w:rFonts w:ascii="Arial" w:hAnsi="Arial"/>
-          <w:sz w:val="20"/>
-        </w:rPr>
-        <w:t>17 years and nearly 200,000 people in which he</w:t>
-      </w:r>
-    </w:p>
-    <w:p>
-      <w:pPr>
-        <w:spacing w:after="40"/>
-        <w:ind w:left="1055"/>
-      </w:pPr>
-      <w:r>
-        <w:rPr>
-          <w:rFonts w:ascii="Arial" w:hAnsi="Arial"/>
-          <w:sz w:val="20"/>
-        </w:rPr>
-        <w:t>husbands' tobacco smoke. That scared ai lot of</w:t>
-      </w:r>
-    </w:p>
-    <w:p>
-      <w:pPr>
-        <w:spacing w:after="40"/>
-        <w:ind w:left="1055"/>
-      </w:pPr>
-      <w:r>
-        <w:rPr>
-          <w:rFonts w:ascii="Arial" w:hAnsi="Arial"/>
-          <w:sz w:val="20"/>
-        </w:rPr>
-        <w:t>people and understandably so, if this claim was</w:t>
-      </w:r>
-    </w:p>
-    <w:p>
-      <w:pPr>
-        <w:spacing w:after="40"/>
-        <w:ind w:left="4409"/>
-      </w:pPr>
-      <w:r>
-        <w:rPr>
-          <w:rFonts w:ascii="Arial" w:hAnsi="Arial"/>
-          <w:sz w:val="20"/>
-        </w:rPr>
-        <w:t>indicated that "second-hand" smoke has insignifi-</w:t>
-      </w:r>
-    </w:p>
-    <w:p>
-      <w:pPr>
-        <w:spacing w:after="40"/>
-        <w:ind w:left="1032"/>
-      </w:pPr>
-      <w:r>
-        <w:rPr>
-          <w:rFonts w:ascii="Arial" w:hAnsi="Arial"/>
-          <w:sz w:val="20"/>
-        </w:rPr>
-        <w:t>the last word.</w:t>
-      </w:r>
-    </w:p>
-    <w:p>
-      <w:pPr>
-        <w:spacing w:after="40"/>
-        <w:ind w:left="4398"/>
-      </w:pPr>
-      <w:r>
-        <w:rPr>
-          <w:rFonts w:ascii="Arial" w:hAnsi="Arial"/>
-          <w:sz w:val="20"/>
-        </w:rPr>
-        <w:t>cant effect on lung cancer rates in nonsmokers.</w:t>
-      </w:r>
-    </w:p>
-    <w:p>
-      <w:pPr>
-        <w:spacing w:after="40"/>
-        <w:ind w:left="1185"/>
-      </w:pPr>
-      <w:r>
-        <w:rPr>
-          <w:rFonts w:ascii="Arial" w:hAnsi="Arial"/>
-          <w:sz w:val="20"/>
-        </w:rPr>
-        <w:t>But now new headlines have appeared! First,</w:t>
-      </w:r>
-    </w:p>
-    <w:p>
-      <w:pPr>
-        <w:spacing w:after="40"/>
-        <w:ind w:left="4539"/>
-      </w:pPr>
-      <w:r>
-        <w:rPr>
-          <w:rFonts w:ascii="Arial" w:hAnsi="Arial"/>
-          <w:sz w:val="20"/>
-        </w:rPr>
-        <w:t>For more information on: this important public</w:t>
-      </w:r>
-    </w:p>
-    <w:p>
-      <w:pPr>
-        <w:spacing w:after="40"/>
-        <w:ind w:left="1055"/>
-      </w:pPr>
-      <w:r>
-        <w:rPr>
-          <w:rFonts w:ascii="Arial" w:hAnsi="Arial"/>
-          <w:sz w:val="20"/>
-        </w:rPr>
-        <w:t>because several apparent errors are: reported to issue, write Scientific Division, The Tobacco</w:t>
-      </w:r>
-    </w:p>
-    <w:p>
-      <w:pPr>
-        <w:spacing w:after="40"/>
-        <w:ind w:left="1055"/>
-      </w:pPr>
-      <w:r>
-        <w:rPr>
-          <w:rFonts w:ascii="Arial" w:hAnsi="Arial"/>
-          <w:sz w:val="20"/>
-        </w:rPr>
-        <w:t>have been found in the Japanese study-raising Institute, 1875 I St., N.W., Washington, DC: 20006.</w:t>
-      </w:r>
-    </w:p>
-    <w:p>
-      <w:pPr>
-        <w:spacing w:after="40"/>
-        <w:ind w:left="1467"/>
-      </w:pPr>
-      <w:r>
-        <w:rPr>
-          <w:rFonts w:ascii="Arial" w:hAnsi="Arial"/>
-          <w:sz w:val="20"/>
-        </w:rPr>
-        <w:t>BEFORE YOU BELIEVE HALF THE STORY</w:t>
-      </w:r>
-    </w:p>
-    <w:p>
-      <w:pPr>
-        <w:spacing w:after="40"/>
-        <w:ind w:left="2597"/>
-      </w:pPr>
-      <w:r>
-        <w:rPr>
-          <w:rFonts w:ascii="Arial" w:hAnsi="Arial"/>
-          <w:sz w:val="20"/>
-        </w:rPr>
-        <w:t>GET THE WHOLE STORY</w:t>
+        <w:t>literature, physics.</w:t>
       </w:r>
     </w:p>
     <w:sectPr>
